--- a/downloads/intro-transcript-outro/10_E6.docx
+++ b/downloads/intro-transcript-outro/10_E6.docx
@@ -34,7 +34,23 @@
         <w:rPr>
           <w:color w:val="2EAF7D"/>
         </w:rPr>
-        <w:t xml:space="preserve">Le réflexe déclaration d’invention, avant toute divulgation. Une publication, un colloque ou un dépôt en ligne peut fermer la protection.</w:t>
+        <w:t xml:space="preserve">La chorale vient d’évoquer le risque de trop en dire. Stéphanie le traduit en droit de la PI.</w:t>
+      </w:r>
+    </w:p>
+    <w:p>
+      <w:r>
+        <w:rPr>
+          <w:color w:val="2EAF7D"/>
+        </w:rPr>
+        <w:t xml:space="preserve">Une divulgation mal placée peut fermer une protection. La déclaration d’invention, c’est le réflexe d’avant.</w:t>
+      </w:r>
+    </w:p>
+    <w:p>
+      <w:r>
+        <w:rPr>
+          <w:color w:val="2EAF7D"/>
+        </w:rPr>
+        <w:t xml:space="preserve">Reliez-le à ce que vous savez déjà : sans actif, pas de valorisation plus loin dans le parcours.</w:t>
       </w:r>
     </w:p>
     <w:p>
@@ -412,6 +428,14 @@
           <w:color w:val="F48C2E"/>
         </w:rPr>
         <w:t xml:space="preserve">Si l’idée a de la valeur, elle se déclare d’abord. Ensuite seulement on choisit comment en parler.</w:t>
+      </w:r>
+    </w:p>
+    <w:p>
+      <w:r>
+        <w:rPr>
+          <w:color w:val="F48C2E"/>
+        </w:rPr>
+        <w:t xml:space="preserve">Le prochain expert enchaîne : à qui parler — SATT, incubateur, partenaire — et avec quoi arriver, une fois que la déclaration est posée.</w:t>
       </w:r>
     </w:p>
     <w:sectPr>

--- a/downloads/intro-transcript-outro/10_E6.docx
+++ b/downloads/intro-transcript-outro/10_E6.docx
@@ -24,7 +24,7 @@
       </w:pPr>
       <w:r>
         <w:rPr>
-          <w:color w:val="2EAF7D"/>
+          <w:color w:val="00AE69"/>
         </w:rPr>
         <w:t xml:space="preserve">Intro</w:t>
       </w:r>
@@ -32,7 +32,7 @@
     <w:p>
       <w:r>
         <w:rPr>
-          <w:color w:val="2EAF7D"/>
+          <w:color w:val="00AE69"/>
         </w:rPr>
         <w:t xml:space="preserve">La chorale vient d’évoquer le risque de trop en dire. Stéphanie le traduit en droit de la PI.</w:t>
       </w:r>
@@ -40,7 +40,7 @@
     <w:p>
       <w:r>
         <w:rPr>
-          <w:color w:val="2EAF7D"/>
+          <w:color w:val="00AE69"/>
         </w:rPr>
         <w:t xml:space="preserve">Une divulgation mal placée peut fermer une protection. La déclaration d’invention, c’est le réflexe d’avant.</w:t>
       </w:r>
@@ -48,7 +48,7 @@
     <w:p>
       <w:r>
         <w:rPr>
-          <w:color w:val="2EAF7D"/>
+          <w:color w:val="00AE69"/>
         </w:rPr>
         <w:t xml:space="preserve">Reliez-le à ce que vous savez déjà : sans actif, pas de valorisation plus loin dans le parcours.</w:t>
       </w:r>
@@ -417,7 +417,7 @@
       </w:pPr>
       <w:r>
         <w:rPr>
-          <w:color w:val="F48C2E"/>
+          <w:color w:val="F0821A"/>
         </w:rPr>
         <w:t xml:space="preserve">Outro</w:t>
       </w:r>
@@ -425,7 +425,7 @@
     <w:p>
       <w:r>
         <w:rPr>
-          <w:color w:val="F48C2E"/>
+          <w:color w:val="F0821A"/>
         </w:rPr>
         <w:t xml:space="preserve">Si l’idée a de la valeur, elle se déclare d’abord. Ensuite seulement on choisit comment en parler.</w:t>
       </w:r>
@@ -433,7 +433,7 @@
     <w:p>
       <w:r>
         <w:rPr>
-          <w:color w:val="F48C2E"/>
+          <w:color w:val="F0821A"/>
         </w:rPr>
         <w:t xml:space="preserve">Le prochain expert enchaîne : à qui parler — SATT, incubateur, partenaire — et avec quoi arriver, une fois que la déclaration est posée.</w:t>
       </w:r>
@@ -468,7 +468,7 @@
       <w:b/>
       <w:sz w:val="36"/>
       <w:szCs w:val="36"/>
-      <w:color w:val="580F45"/>
+      <w:color w:val="63003C"/>
     </w:rPr>
   </w:style>
   <w:style w:type="paragraph" w:styleId="Heading2">
@@ -484,7 +484,7 @@
       <w:b/>
       <w:sz w:val="26"/>
       <w:szCs w:val="26"/>
-      <w:color w:val="F48C2E"/>
+      <w:color w:val="F0821A"/>
     </w:rPr>
   </w:style>
 </w:styles>
